--- a/docx/guides/modules/09_competencias_y_sincronizacion/reglas_negocio.docx
+++ b/docx/guides/modules/09_competencias_y_sincronizacion/reglas_negocio.docx
@@ -2,13 +2,13 @@
 <file path=word/document.xml><?xml version="1.0" encoding="utf-8"?>
 <w:document xmlns:w="http://schemas.openxmlformats.org/wordprocessingml/2006/main" xmlns:m="http://schemas.openxmlformats.org/officeDocument/2006/math" xmlns:r="http://schemas.openxmlformats.org/officeDocument/2006/relationships" xmlns:o="urn:schemas-microsoft-com:office:office" xmlns:v="urn:schemas-microsoft-com:vml" xmlns:w10="urn:schemas-microsoft-com:office:word" xmlns:a="http://schemas.openxmlformats.org/drawingml/2006/main" xmlns:pic="http://schemas.openxmlformats.org/drawingml/2006/picture" xmlns:wp="http://schemas.openxmlformats.org/drawingml/2006/wordprocessingDrawing">
   <w:body>
-    <w:bookmarkStart w:id="18" w:name="X31e5a903b9395082b06296b5c27100753ce104e"/>
+    <w:bookmarkStart w:id="23" w:name="X0daeb1e919288c18db089934f1bf4a417c48a34"/>
     <w:p>
       <w:pPr>
         <w:pStyle w:val="Heading1"/>
       </w:pPr>
       <w:r>
-        <w:t xml:space="preserve">Reglas de Negocio — Competencias y Sincronización</w:t>
+        <w:t xml:space="preserve">Reglas de Negocio — Competencias Pedagógicas y Sincronización en Caliente</w:t>
       </w:r>
     </w:p>
     <w:p>
@@ -16,7 +16,23 @@
         <w:pStyle w:val="FirstParagraph"/>
       </w:pPr>
       <w:r>
-        <w:t xml:space="preserve">Este documento detalla las reglas de negocio técnicas y funcionales del módulo de Competencias y Sincronización de AcademiaNeiva.</w:t>
+        <w:t xml:space="preserve">Este documento detalla las reglas de negocio técnicas y funcionales del módulo de</w:t>
+      </w:r>
+      <w:r>
+        <w:t xml:space="preserve"> </w:t>
+      </w:r>
+      <w:r>
+        <w:rPr>
+          <w:b/>
+          <w:bCs/>
+        </w:rPr>
+        <w:t xml:space="preserve">Competencias y Sincronización</w:t>
+      </w:r>
+      <w:r>
+        <w:t xml:space="preserve"> </w:t>
+      </w:r>
+      <w:r>
+        <w:t xml:space="preserve">de AcademiaNeiva.</w:t>
       </w:r>
     </w:p>
     <w:p>
@@ -26,22 +42,22 @@
         </w:pict>
       </w:r>
     </w:p>
-    <w:bookmarkStart w:id="15" w:name="estructura-curricular"/>
+    <w:bookmarkStart w:id="15" w:name="X3b2e5a6516a8dab6c1fb092d7df72010c6d16e3"/>
     <w:p>
       <w:pPr>
         <w:pStyle w:val="Heading2"/>
       </w:pPr>
       <w:r>
-        <w:t xml:space="preserve">Estructura Curricular</w:t>
-      </w:r>
-    </w:p>
-    <w:bookmarkStart w:id="10" w:name="Xf22381ef32734030f48a8a28579c2c17dd417ed"/>
+        <w:t xml:space="preserve">1. Estructura y Sincronización de Competencias</w:t>
+      </w:r>
+    </w:p>
+    <w:bookmarkStart w:id="11" w:name="Xdc8d49b42a967f333841cefbd0b3cb0b9a23a24"/>
     <w:p>
       <w:pPr>
         <w:pStyle w:val="Heading3"/>
       </w:pPr>
       <w:r>
-        <w:t xml:space="preserve">RN-COM-001: Flexibilidad de Competencias Múltiples</w:t>
+        <w:t xml:space="preserve">RN-COMP-001: Multicompetencias por Asignatura y Periodo</w:t>
       </w:r>
     </w:p>
     <w:p>
@@ -63,7 +79,16 @@
         <w:t xml:space="preserve"> </w:t>
       </w:r>
       <w:r>
-        <w:t xml:space="preserve">El sistema debe permitir el registro de múltiples competencias independientes dentro de la misma asignatura, grupo y periodo académico.</w:t>
+        <w:t xml:space="preserve">El sistema permite registrar múltiples competencias independientes para la misma combinación de grupo, materia y periodo académico, habiéndose removido restricciones unívocas obsoletas (</w:t>
+      </w:r>
+      <w:r>
+        <w:rPr>
+          <w:rStyle w:val="VerbatimChar"/>
+        </w:rPr>
+        <w:t xml:space="preserve">competencias_unique_context</w:t>
+      </w:r>
+      <w:r>
+        <w:t xml:space="preserve">).</w:t>
       </w:r>
     </w:p>
     <w:p>
@@ -85,29 +110,7 @@
         <w:t xml:space="preserve"> </w:t>
       </w:r>
       <w:r>
-        <w:t xml:space="preserve">Brinda a las instituciones total libertad y adaptabilidad pedagógica para subdividir los objetivos de aprendizaje del trimestre sin restricciones técnicas de base de datos.</w:t>
-      </w:r>
-    </w:p>
-    <w:p>
-      <w:pPr>
-        <w:pStyle w:val="Compact"/>
-        <w:numPr>
-          <w:ilvl w:val="0"/>
-          <w:numId w:val="1001"/>
-        </w:numPr>
-      </w:pPr>
-      <w:r>
-        <w:rPr>
-          <w:b/>
-          <w:bCs/>
-        </w:rPr>
-        <w:t xml:space="preserve">Módulos afectados:</w:t>
-      </w:r>
-      <w:r>
-        <w:t xml:space="preserve"> </w:t>
-      </w:r>
-      <w:r>
-        <w:t xml:space="preserve">Competencias y Sincronización, Calificaciones.</w:t>
+        <w:t xml:space="preserve">Otorga flexibilidad pedagógica para estructurar planes de estudio con múltiples objetivos de aprendizaje dentro de un mismo periodo.</w:t>
       </w:r>
     </w:p>
     <w:p>
@@ -139,9 +142,26 @@
           <w:rPr>
             <w:rStyle w:val="Hyperlink"/>
           </w:rPr>
-          <w:t xml:space="preserve">academicAdminController.ts</w:t>
+          <w:t xml:space="preserve">competencyMigration.ts</w:t>
         </w:r>
       </w:hyperlink>
+    </w:p>
+    <w:p>
+      <w:pPr>
+        <w:pStyle w:val="Compact"/>
+        <w:numPr>
+          <w:ilvl w:val="1"/>
+          <w:numId w:val="1002"/>
+        </w:numPr>
+      </w:pPr>
+      <w:hyperlink r:id="rId10">
+        <w:r>
+          <w:rPr>
+            <w:rStyle w:val="Hyperlink"/>
+          </w:rPr>
+          <w:t xml:space="preserve">curriculumController.ts</w:t>
+        </w:r>
+      </w:hyperlink>
       <w:r>
         <w:t xml:space="preserve"> </w:t>
       </w:r>
@@ -155,10 +175,7 @@
         <w:t xml:space="preserve">upsertCompetencyByAdmin</w:t>
       </w:r>
       <w:r>
-        <w:t xml:space="preserve"> </w:t>
-      </w:r>
-      <w:r>
-        <w:t xml:space="preserve">- se removió la validación de restricción única anterior)</w:t>
+        <w:t xml:space="preserve">)</w:t>
       </w:r>
     </w:p>
     <w:p>
@@ -211,7 +228,7 @@
         <w:t xml:space="preserve"> </w:t>
       </w:r>
       <w:r>
-        <w:t xml:space="preserve">HU-COM-001</w:t>
+        <w:t xml:space="preserve">HU-COMP-001</w:t>
       </w:r>
     </w:p>
     <w:p>
@@ -221,14 +238,14 @@
         </w:pict>
       </w:r>
     </w:p>
-    <w:bookmarkEnd w:id="10"/>
-    <w:bookmarkStart w:id="11" w:name="X2cab042d5aad4b9f034e1284344001cc32e64a4"/>
+    <w:bookmarkEnd w:id="11"/>
+    <w:bookmarkStart w:id="12" w:name="Xa9f7f04ec428249bafe21cb201ccff30af40be3"/>
     <w:p>
       <w:pPr>
         <w:pStyle w:val="Heading3"/>
       </w:pPr>
       <w:r>
-        <w:t xml:space="preserve">RN-COM-002: Sincronización en Caliente vía</w:t>
+        <w:t xml:space="preserve">RN-COMP-002: Sincronización Atómica en Caliente vía</w:t>
       </w:r>
       <w:r>
         <w:t xml:space="preserve"> </w:t>
@@ -259,7 +276,94 @@
         <w:t xml:space="preserve"> </w:t>
       </w:r>
       <w:r>
-        <w:t xml:space="preserve">Cuando se registra una competencia en el grupo A, el sistema identifica de forma automática a sus grupos paralelos del mismo tipo de grado. Inserta de forma atómica una competencia para cada paralelo y les asocia el mismo identificador</w:t>
+        <w:t xml:space="preserve">Al crear una competencia para un curso (</w:t>
+      </w:r>
+      <w:r>
+        <w:rPr>
+          <w:rStyle w:val="VerbatimChar"/>
+        </w:rPr>
+        <w:t xml:space="preserve">id_grupo</w:t>
+      </w:r>
+      <w:r>
+        <w:t xml:space="preserve">):</w:t>
+      </w:r>
+    </w:p>
+    <w:p>
+      <w:pPr>
+        <w:pStyle w:val="Compact"/>
+        <w:numPr>
+          <w:ilvl w:val="1"/>
+          <w:numId w:val="1005"/>
+        </w:numPr>
+      </w:pPr>
+      <w:r>
+        <w:rPr>
+          <w:rStyle w:val="VerbatimChar"/>
+        </w:rPr>
+        <w:t xml:space="preserve">syncCompetencyAcrossGrade</w:t>
+      </w:r>
+      <w:r>
+        <w:t xml:space="preserve"> </w:t>
+      </w:r>
+      <w:r>
+        <w:t xml:space="preserve">consulta todos los cursos paralelos del mismo nivel y tipo de grado (</w:t>
+      </w:r>
+      <w:r>
+        <w:rPr>
+          <w:rStyle w:val="VerbatimChar"/>
+        </w:rPr>
+        <w:t xml:space="preserve">getGradePeerGroups</w:t>
+      </w:r>
+      <w:r>
+        <w:t xml:space="preserve">).</w:t>
+      </w:r>
+    </w:p>
+    <w:p>
+      <w:pPr>
+        <w:pStyle w:val="Compact"/>
+        <w:numPr>
+          <w:ilvl w:val="1"/>
+          <w:numId w:val="1005"/>
+        </w:numPr>
+      </w:pPr>
+      <w:r>
+        <w:t xml:space="preserve">Genera un identificador único criptográfico</w:t>
+      </w:r>
+      <w:r>
+        <w:t xml:space="preserve"> </w:t>
+      </w:r>
+      <w:r>
+        <w:rPr>
+          <w:rStyle w:val="VerbatimChar"/>
+        </w:rPr>
+        <w:t xml:space="preserve">sync_uuid</w:t>
+      </w:r>
+      <w:r>
+        <w:t xml:space="preserve"> </w:t>
+      </w:r>
+      <w:r>
+        <w:t xml:space="preserve">(</w:t>
+      </w:r>
+      <w:r>
+        <w:rPr>
+          <w:rStyle w:val="VerbatimChar"/>
+        </w:rPr>
+        <w:t xml:space="preserve">crypto.randomUUID()</w:t>
+      </w:r>
+      <w:r>
+        <w:t xml:space="preserve">).</w:t>
+      </w:r>
+    </w:p>
+    <w:p>
+      <w:pPr>
+        <w:pStyle w:val="Compact"/>
+        <w:numPr>
+          <w:ilvl w:val="1"/>
+          <w:numId w:val="1005"/>
+        </w:numPr>
+      </w:pPr>
+      <w:r>
+        <w:t xml:space="preserve">Inserta una fila de competencia para cada curso paralelo dentro de una sola transacción SQL atómica, compartiendo el mismo</w:t>
       </w:r>
       <w:r>
         <w:t xml:space="preserve"> </w:t>
@@ -293,7 +397,7 @@
         <w:t xml:space="preserve"> </w:t>
       </w:r>
       <w:r>
-        <w:t xml:space="preserve">Asegura que los planes de estudio de las secciones paralelas de un mismo grado escolar permanezcan unificados y consistentes de forma transparente.</w:t>
+        <w:t xml:space="preserve">Asegura la uniformidad curricular entre cursos paralelos (ej. Primero A, B y C) y evita desajustes pedagógicos.</w:t>
       </w:r>
     </w:p>
     <w:p>
@@ -309,28 +413,6 @@
           <w:b/>
           <w:bCs/>
         </w:rPr>
-        <w:t xml:space="preserve">Módulos afectados:</w:t>
-      </w:r>
-      <w:r>
-        <w:t xml:space="preserve"> </w:t>
-      </w:r>
-      <w:r>
-        <w:t xml:space="preserve">Competencias y Sincronización.</w:t>
-      </w:r>
-    </w:p>
-    <w:p>
-      <w:pPr>
-        <w:pStyle w:val="Compact"/>
-        <w:numPr>
-          <w:ilvl w:val="0"/>
-          <w:numId w:val="1004"/>
-        </w:numPr>
-      </w:pPr>
-      <w:r>
-        <w:rPr>
-          <w:b/>
-          <w:bCs/>
-        </w:rPr>
         <w:t xml:space="preserve">Archivos donde se implementa:</w:t>
       </w:r>
     </w:p>
@@ -339,7 +421,7 @@
         <w:pStyle w:val="Compact"/>
         <w:numPr>
           <w:ilvl w:val="1"/>
-          <w:numId w:val="1005"/>
+          <w:numId w:val="1006"/>
         </w:numPr>
       </w:pPr>
       <w:hyperlink r:id="rId9">
@@ -347,7 +429,7 @@
           <w:rPr>
             <w:rStyle w:val="Hyperlink"/>
           </w:rPr>
-          <w:t xml:space="preserve">academicAdminController.ts</w:t>
+          <w:t xml:space="preserve">competencyMigration.ts</w:t>
         </w:r>
       </w:hyperlink>
       <w:r>
@@ -360,13 +442,42 @@
         <w:rPr>
           <w:rStyle w:val="VerbatimChar"/>
         </w:rPr>
+        <w:t xml:space="preserve">syncCompetencyAcrossGrade</w:t>
+      </w:r>
+      <w:r>
+        <w:t xml:space="preserve">)</w:t>
+      </w:r>
+    </w:p>
+    <w:p>
+      <w:pPr>
+        <w:pStyle w:val="Compact"/>
+        <w:numPr>
+          <w:ilvl w:val="1"/>
+          <w:numId w:val="1006"/>
+        </w:numPr>
+      </w:pPr>
+      <w:hyperlink r:id="rId10">
+        <w:r>
+          <w:rPr>
+            <w:rStyle w:val="Hyperlink"/>
+          </w:rPr>
+          <w:t xml:space="preserve">curriculumController.ts</w:t>
+        </w:r>
+      </w:hyperlink>
+      <w:r>
+        <w:t xml:space="preserve"> </w:t>
+      </w:r>
+      <w:r>
+        <w:t xml:space="preserve">(</w:t>
+      </w:r>
+      <w:r>
+        <w:rPr>
+          <w:rStyle w:val="VerbatimChar"/>
+        </w:rPr>
         <w:t xml:space="preserve">upsertCompetencyByAdmin</w:t>
       </w:r>
       <w:r>
-        <w:t xml:space="preserve"> </w:t>
-      </w:r>
-      <w:r>
-        <w:t xml:space="preserve">- bloque de inserción transaccional de paralelos)</w:t>
+        <w:t xml:space="preserve">)</w:t>
       </w:r>
     </w:p>
     <w:p>
@@ -390,7 +501,7 @@
         <w:pStyle w:val="Compact"/>
         <w:numPr>
           <w:ilvl w:val="1"/>
-          <w:numId w:val="1006"/>
+          <w:numId w:val="1007"/>
         </w:numPr>
       </w:pPr>
       <w:r>
@@ -419,7 +530,7 @@
         <w:t xml:space="preserve"> </w:t>
       </w:r>
       <w:r>
-        <w:t xml:space="preserve">HU-COM-001, HU-COM-002</w:t>
+        <w:t xml:space="preserve">HU-COMP-002</w:t>
       </w:r>
     </w:p>
     <w:p>
@@ -429,14 +540,14 @@
         </w:pict>
       </w:r>
     </w:p>
-    <w:bookmarkEnd w:id="11"/>
-    <w:bookmarkStart w:id="13" w:name="X0a74edc97d86c05b8505670c8c68f794d26cdc9"/>
+    <w:bookmarkEnd w:id="12"/>
+    <w:bookmarkStart w:id="14" w:name="X6bb047f3d5e2d7909d89b77a0e1fd7e372d194f"/>
     <w:p>
       <w:pPr>
         <w:pStyle w:val="Heading3"/>
       </w:pPr>
       <w:r>
-        <w:t xml:space="preserve">RN-COM-003: Propagación de Modificaciones en Lote (Transacciones Atómicas)</w:t>
+        <w:t xml:space="preserve">RN-COMP-003: Propagación Masiva de Ediciones Curriculares</w:t>
       </w:r>
     </w:p>
     <w:p>
@@ -444,7 +555,7 @@
         <w:pStyle w:val="Compact"/>
         <w:numPr>
           <w:ilvl w:val="0"/>
-          <w:numId w:val="1007"/>
+          <w:numId w:val="1008"/>
         </w:numPr>
       </w:pPr>
       <w:r>
@@ -458,7 +569,34 @@
         <w:t xml:space="preserve"> </w:t>
       </w:r>
       <w:r>
-        <w:t xml:space="preserve">Cualquier edición en el texto de la competencia o vinculación de evidencias realizada sobre un registro debe propagarse en caliente en la base de datos a todos los registros que compartan su</w:t>
+        <w:t xml:space="preserve">Al editar la descripción o dimensión de una competencia (sea por directivo en</w:t>
+      </w:r>
+      <w:r>
+        <w:t xml:space="preserve"> </w:t>
+      </w:r>
+      <w:r>
+        <w:rPr>
+          <w:rStyle w:val="VerbatimChar"/>
+        </w:rPr>
+        <w:t xml:space="preserve">upsertCompetencyByAdmin</w:t>
+      </w:r>
+      <w:r>
+        <w:t xml:space="preserve"> </w:t>
+      </w:r>
+      <w:r>
+        <w:t xml:space="preserve">o por docente en</w:t>
+      </w:r>
+      <w:r>
+        <w:t xml:space="preserve"> </w:t>
+      </w:r>
+      <w:r>
+        <w:rPr>
+          <w:rStyle w:val="VerbatimChar"/>
+        </w:rPr>
+        <w:t xml:space="preserve">updateCompetency</w:t>
+      </w:r>
+      <w:r>
+        <w:t xml:space="preserve">), el backend propaga la modificación a todos los registros que compartan el mismo</w:t>
       </w:r>
       <w:r>
         <w:t xml:space="preserve"> </w:t>
@@ -473,7 +611,7 @@
         <w:t xml:space="preserve"> </w:t>
       </w:r>
       <w:r>
-        <w:t xml:space="preserve">bajo una única transacción de base de datos.</w:t>
+        <w:t xml:space="preserve">en una sola transacción atómica.</w:t>
       </w:r>
     </w:p>
     <w:p>
@@ -481,7 +619,7 @@
         <w:pStyle w:val="Compact"/>
         <w:numPr>
           <w:ilvl w:val="0"/>
-          <w:numId w:val="1007"/>
+          <w:numId w:val="1008"/>
         </w:numPr>
       </w:pPr>
       <w:r>
@@ -495,7 +633,7 @@
         <w:t xml:space="preserve"> </w:t>
       </w:r>
       <w:r>
-        <w:t xml:space="preserve">Evita inconsistencias curriculares entre cursos paralelos si alguna actualización parcial falla en la red de la base de datos.</w:t>
+        <w:t xml:space="preserve">Mantiene sincronizadas las actualizaciones curriculares en todos los paralelos sin exigir ediciones repetitivas.</w:t>
       </w:r>
     </w:p>
     <w:p>
@@ -503,29 +641,7 @@
         <w:pStyle w:val="Compact"/>
         <w:numPr>
           <w:ilvl w:val="0"/>
-          <w:numId w:val="1007"/>
-        </w:numPr>
-      </w:pPr>
-      <w:r>
-        <w:rPr>
-          <w:b/>
-          <w:bCs/>
-        </w:rPr>
-        <w:t xml:space="preserve">Módulos afectados:</w:t>
-      </w:r>
-      <w:r>
-        <w:t xml:space="preserve"> </w:t>
-      </w:r>
-      <w:r>
-        <w:t xml:space="preserve">Competencias y Sincronización.</w:t>
-      </w:r>
-    </w:p>
-    <w:p>
-      <w:pPr>
-        <w:pStyle w:val="Compact"/>
-        <w:numPr>
-          <w:ilvl w:val="0"/>
-          <w:numId w:val="1007"/>
+          <w:numId w:val="1008"/>
         </w:numPr>
       </w:pPr>
       <w:r>
@@ -541,7 +657,7 @@
         <w:pStyle w:val="Compact"/>
         <w:numPr>
           <w:ilvl w:val="1"/>
-          <w:numId w:val="1008"/>
+          <w:numId w:val="1009"/>
         </w:numPr>
       </w:pPr>
       <w:hyperlink r:id="rId9">
@@ -549,7 +665,7 @@
           <w:rPr>
             <w:rStyle w:val="Hyperlink"/>
           </w:rPr>
-          <w:t xml:space="preserve">academicAdminController.ts</w:t>
+          <w:t xml:space="preserve">competencyMigration.ts</w:t>
         </w:r>
       </w:hyperlink>
       <w:r>
@@ -562,7 +678,7 @@
         <w:rPr>
           <w:rStyle w:val="VerbatimChar"/>
         </w:rPr>
-        <w:t xml:space="preserve">upsertCompetencyByAdmin</w:t>
+        <w:t xml:space="preserve">syncCompetencyAcrossGrade</w:t>
       </w:r>
       <w:r>
         <w:t xml:space="preserve">)</w:t>
@@ -573,10 +689,10 @@
         <w:pStyle w:val="Compact"/>
         <w:numPr>
           <w:ilvl w:val="1"/>
-          <w:numId w:val="1008"/>
-        </w:numPr>
-      </w:pPr>
-      <w:hyperlink r:id="rId12">
+          <w:numId w:val="1009"/>
+        </w:numPr>
+      </w:pPr>
+      <w:hyperlink r:id="rId13">
         <w:r>
           <w:rPr>
             <w:rStyle w:val="Hyperlink"/>
@@ -605,7 +721,7 @@
         <w:pStyle w:val="Compact"/>
         <w:numPr>
           <w:ilvl w:val="0"/>
-          <w:numId w:val="1007"/>
+          <w:numId w:val="1008"/>
         </w:numPr>
       </w:pPr>
       <w:r>
@@ -621,7 +737,7 @@
         <w:pStyle w:val="Compact"/>
         <w:numPr>
           <w:ilvl w:val="1"/>
-          <w:numId w:val="1009"/>
+          <w:numId w:val="1010"/>
         </w:numPr>
       </w:pPr>
       <w:r>
@@ -636,7 +752,7 @@
         <w:pStyle w:val="Compact"/>
         <w:numPr>
           <w:ilvl w:val="1"/>
-          <w:numId w:val="1009"/>
+          <w:numId w:val="1010"/>
         </w:numPr>
       </w:pPr>
       <w:r>
@@ -651,7 +767,7 @@
         <w:pStyle w:val="Compact"/>
         <w:numPr>
           <w:ilvl w:val="0"/>
-          <w:numId w:val="1007"/>
+          <w:numId w:val="1008"/>
         </w:numPr>
       </w:pPr>
       <w:r>
@@ -665,7 +781,7 @@
         <w:t xml:space="preserve"> </w:t>
       </w:r>
       <w:r>
-        <w:t xml:space="preserve">HU-COM-002</w:t>
+        <w:t xml:space="preserve">HU-COMP-002, HU-COMP-005</w:t>
       </w:r>
     </w:p>
     <w:p>
@@ -675,14 +791,24 @@
         </w:pict>
       </w:r>
     </w:p>
-    <w:bookmarkEnd w:id="13"/>
-    <w:bookmarkStart w:id="14" w:name="X3cb0eff3f3648f79ae8fb893fd64c0702ee02f7"/>
+    <w:bookmarkEnd w:id="14"/>
+    <w:bookmarkEnd w:id="15"/>
+    <w:bookmarkStart w:id="18" w:name="gestión-de-evidencias-de-aprendizaje"/>
+    <w:p>
+      <w:pPr>
+        <w:pStyle w:val="Heading2"/>
+      </w:pPr>
+      <w:r>
+        <w:t xml:space="preserve">2. Gestión de Evidencias de Aprendizaje</w:t>
+      </w:r>
+    </w:p>
+    <w:bookmarkStart w:id="16" w:name="X969d0cb75032daca613bc6a256a6f6181040508"/>
     <w:p>
       <w:pPr>
         <w:pStyle w:val="Heading3"/>
       </w:pPr>
       <w:r>
-        <w:t xml:space="preserve">RN-COM-004: Inicialización Automática de Evidencias de Aprendizaje</w:t>
+        <w:t xml:space="preserve">RN-COMP-004: Inyección Automática de Evidencias Formativas por Defecto</w:t>
       </w:r>
     </w:p>
     <w:p>
@@ -690,7 +816,7 @@
         <w:pStyle w:val="Compact"/>
         <w:numPr>
           <w:ilvl w:val="0"/>
-          <w:numId w:val="1010"/>
+          <w:numId w:val="1011"/>
         </w:numPr>
       </w:pPr>
       <w:r>
@@ -704,22 +830,70 @@
         <w:t xml:space="preserve"> </w:t>
       </w:r>
       <w:r>
-        <w:t xml:space="preserve">Al crear una competencia curricular nueva, el sistema debe registrar automáticamente en la tabla</w:t>
-      </w:r>
-      <w:r>
-        <w:t xml:space="preserve"> </w:t>
-      </w:r>
-      <w:r>
-        <w:rPr>
-          <w:rStyle w:val="VerbatimChar"/>
-        </w:rPr>
-        <w:t xml:space="preserve">evidencia_aprendizaje</w:t>
-      </w:r>
-      <w:r>
-        <w:t xml:space="preserve"> </w:t>
-      </w:r>
-      <w:r>
-        <w:t xml:space="preserve">un lote de 3 evidencias hijas por defecto.</w:t>
+        <w:t xml:space="preserve">Si una competencia se crea sin asociar evidencias oficiales de DBA, la función</w:t>
+      </w:r>
+      <w:r>
+        <w:t xml:space="preserve"> </w:t>
+      </w:r>
+      <w:r>
+        <w:rPr>
+          <w:rStyle w:val="VerbatimChar"/>
+        </w:rPr>
+        <w:t xml:space="preserve">ensureDefaultEvidencias</w:t>
+      </w:r>
+      <w:r>
+        <w:t xml:space="preserve"> </w:t>
+      </w:r>
+      <w:r>
+        <w:t xml:space="preserve">le inserta automáticamente 3 evidencias formativas estándar:</w:t>
+      </w:r>
+    </w:p>
+    <w:p>
+      <w:pPr>
+        <w:pStyle w:val="Compact"/>
+        <w:numPr>
+          <w:ilvl w:val="1"/>
+          <w:numId w:val="1012"/>
+        </w:numPr>
+      </w:pPr>
+      <w:r>
+        <w:rPr>
+          <w:i/>
+          <w:iCs/>
+        </w:rPr>
+        <w:t xml:space="preserve">“Reconoce y aplica los conceptos fundamentales de la unidad temática.”</w:t>
+      </w:r>
+    </w:p>
+    <w:p>
+      <w:pPr>
+        <w:pStyle w:val="Compact"/>
+        <w:numPr>
+          <w:ilvl w:val="1"/>
+          <w:numId w:val="1012"/>
+        </w:numPr>
+      </w:pPr>
+      <w:r>
+        <w:rPr>
+          <w:i/>
+          <w:iCs/>
+        </w:rPr>
+        <w:t xml:space="preserve">“Demuestra capacidad analítica y pensamiento crítico en la resolución de problemas.”</w:t>
+      </w:r>
+    </w:p>
+    <w:p>
+      <w:pPr>
+        <w:pStyle w:val="Compact"/>
+        <w:numPr>
+          <w:ilvl w:val="1"/>
+          <w:numId w:val="1012"/>
+        </w:numPr>
+      </w:pPr>
+      <w:r>
+        <w:rPr>
+          <w:i/>
+          <w:iCs/>
+        </w:rPr>
+        <w:t xml:space="preserve">“Participa activamente y colabora con sus compañeros en el entorno de aprendizaje.”</w:t>
       </w:r>
     </w:p>
     <w:p>
@@ -727,7 +901,7 @@
         <w:pStyle w:val="Compact"/>
         <w:numPr>
           <w:ilvl w:val="0"/>
-          <w:numId w:val="1010"/>
+          <w:numId w:val="1011"/>
         </w:numPr>
       </w:pPr>
       <w:r>
@@ -741,7 +915,7 @@
         <w:t xml:space="preserve"> </w:t>
       </w:r>
       <w:r>
-        <w:t xml:space="preserve">Facilita la labor inicial del directivo o docente al poblar el plan de estudio con cimientos organizativos listos para su posterior personalización.</w:t>
+        <w:t xml:space="preserve">Asegura que toda competencia disponga de indicadores de evaluación formativa inmediatos para las actividades de aula del docente.</w:t>
       </w:r>
     </w:p>
     <w:p>
@@ -749,29 +923,7 @@
         <w:pStyle w:val="Compact"/>
         <w:numPr>
           <w:ilvl w:val="0"/>
-          <w:numId w:val="1010"/>
-        </w:numPr>
-      </w:pPr>
-      <w:r>
-        <w:rPr>
-          <w:b/>
-          <w:bCs/>
-        </w:rPr>
-        <w:t xml:space="preserve">Módulos afectados:</w:t>
-      </w:r>
-      <w:r>
-        <w:t xml:space="preserve"> </w:t>
-      </w:r>
-      <w:r>
-        <w:t xml:space="preserve">Competencias y Sincronización.</w:t>
-      </w:r>
-    </w:p>
-    <w:p>
-      <w:pPr>
-        <w:pStyle w:val="Compact"/>
-        <w:numPr>
-          <w:ilvl w:val="0"/>
-          <w:numId w:val="1010"/>
+          <w:numId w:val="1011"/>
         </w:numPr>
       </w:pPr>
       <w:r>
@@ -787,7 +939,7 @@
         <w:pStyle w:val="Compact"/>
         <w:numPr>
           <w:ilvl w:val="1"/>
-          <w:numId w:val="1011"/>
+          <w:numId w:val="1013"/>
         </w:numPr>
       </w:pPr>
       <w:hyperlink r:id="rId9">
@@ -795,7 +947,7 @@
           <w:rPr>
             <w:rStyle w:val="Hyperlink"/>
           </w:rPr>
-          <w:t xml:space="preserve">academicAdminController.ts</w:t>
+          <w:t xml:space="preserve">competencyMigration.ts</w:t>
         </w:r>
       </w:hyperlink>
       <w:r>
@@ -808,13 +960,10 @@
         <w:rPr>
           <w:rStyle w:val="VerbatimChar"/>
         </w:rPr>
-        <w:t xml:space="preserve">upsertCompetencyByAdmin</w:t>
-      </w:r>
-      <w:r>
-        <w:t xml:space="preserve"> </w:t>
-      </w:r>
-      <w:r>
-        <w:t xml:space="preserve">- bucle de evidencias por defecto)</w:t>
+        <w:t xml:space="preserve">ensureDefaultEvidencias</w:t>
+      </w:r>
+      <w:r>
+        <w:t xml:space="preserve">)</w:t>
       </w:r>
     </w:p>
     <w:p>
@@ -822,7 +971,7 @@
         <w:pStyle w:val="Compact"/>
         <w:numPr>
           <w:ilvl w:val="0"/>
-          <w:numId w:val="1010"/>
+          <w:numId w:val="1011"/>
         </w:numPr>
       </w:pPr>
       <w:r>
@@ -838,7 +987,7 @@
         <w:pStyle w:val="Compact"/>
         <w:numPr>
           <w:ilvl w:val="1"/>
-          <w:numId w:val="1012"/>
+          <w:numId w:val="1014"/>
         </w:numPr>
       </w:pPr>
       <w:r>
@@ -853,7 +1002,7 @@
         <w:pStyle w:val="Compact"/>
         <w:numPr>
           <w:ilvl w:val="0"/>
-          <w:numId w:val="1010"/>
+          <w:numId w:val="1011"/>
         </w:numPr>
       </w:pPr>
       <w:r>
@@ -867,7 +1016,7 @@
         <w:t xml:space="preserve"> </w:t>
       </w:r>
       <w:r>
-        <w:t xml:space="preserve">HU-COM-001</w:t>
+        <w:t xml:space="preserve">HU-COMP-001</w:t>
       </w:r>
     </w:p>
     <w:p>
@@ -877,24 +1026,14 @@
         </w:pict>
       </w:r>
     </w:p>
-    <w:bookmarkEnd w:id="14"/>
-    <w:bookmarkEnd w:id="15"/>
-    <w:bookmarkStart w:id="17" w:name="restricciones-evaluativas"/>
-    <w:p>
-      <w:pPr>
-        <w:pStyle w:val="Heading2"/>
-      </w:pPr>
-      <w:r>
-        <w:t xml:space="preserve">Restricciones Evaluativas</w:t>
-      </w:r>
-    </w:p>
-    <w:bookmarkStart w:id="16" w:name="Xceba59bc01fc8fa0d86a9c9b248cc4600c94805"/>
+    <w:bookmarkEnd w:id="16"/>
+    <w:bookmarkStart w:id="17" w:name="X1a57a5de16e15937ed31072b33cf72d12f6207a"/>
     <w:p>
       <w:pPr>
         <w:pStyle w:val="Heading3"/>
       </w:pPr>
       <w:r>
-        <w:t xml:space="preserve">RN-COM-005: Restricción de Modificación por Uso Evaluativo (Usage-Check)</w:t>
+        <w:t xml:space="preserve">RN-COMP-005: Vinculación Exclusiva de Evidencias DBA y Reemplazo Limpio</w:t>
       </w:r>
     </w:p>
     <w:p>
@@ -902,7 +1041,7 @@
         <w:pStyle w:val="Compact"/>
         <w:numPr>
           <w:ilvl w:val="0"/>
-          <w:numId w:val="1013"/>
+          <w:numId w:val="1015"/>
         </w:numPr>
       </w:pPr>
       <w:r>
@@ -916,7 +1055,58 @@
         <w:t xml:space="preserve"> </w:t>
       </w:r>
       <w:r>
-        <w:t xml:space="preserve">No se permite eliminar ni desvincular una competencia o sus evidencias de aprendizaje asociadas si los docentes ya han registrado actividades de evaluación con notas reales en el curso.</w:t>
+        <w:t xml:space="preserve">Al asociar evidencias oficiales del catálogo DBA a una competencia (</w:t>
+      </w:r>
+      <w:r>
+        <w:rPr>
+          <w:rStyle w:val="VerbatimChar"/>
+        </w:rPr>
+        <w:t xml:space="preserve">id_evidencias_dba</w:t>
+      </w:r>
+      <w:r>
+        <w:t xml:space="preserve">):</w:t>
+      </w:r>
+    </w:p>
+    <w:p>
+      <w:pPr>
+        <w:pStyle w:val="Compact"/>
+        <w:numPr>
+          <w:ilvl w:val="1"/>
+          <w:numId w:val="1016"/>
+        </w:numPr>
+      </w:pPr>
+      <w:r>
+        <w:t xml:space="preserve">El sistema valida que ninguna de las evidencias seleccionadas esté asignada a otra competencia del mismo año, materia y grado en un periodo diferente (</w:t>
+      </w:r>
+      <w:r>
+        <w:rPr>
+          <w:rStyle w:val="VerbatimChar"/>
+        </w:rPr>
+        <w:t xml:space="preserve">alreadyAssignedRes</w:t>
+      </w:r>
+      <w:r>
+        <w:t xml:space="preserve">), retornando error si hay colisión.</w:t>
+      </w:r>
+    </w:p>
+    <w:p>
+      <w:pPr>
+        <w:pStyle w:val="Compact"/>
+        <w:numPr>
+          <w:ilvl w:val="1"/>
+          <w:numId w:val="1016"/>
+        </w:numPr>
+      </w:pPr>
+      <w:r>
+        <w:t xml:space="preserve">Al confirmarse la vinculación, elimina las 3 evidencias por defecto autogeneradas y replica las evidencias oficiales de DBA en todos los cursos paralelos (</w:t>
+      </w:r>
+      <w:r>
+        <w:rPr>
+          <w:rStyle w:val="VerbatimChar"/>
+        </w:rPr>
+        <w:t xml:space="preserve">sync_uuid</w:t>
+      </w:r>
+      <w:r>
+        <w:t xml:space="preserve">).</w:t>
       </w:r>
     </w:p>
     <w:p>
@@ -924,7 +1114,7 @@
         <w:pStyle w:val="Compact"/>
         <w:numPr>
           <w:ilvl w:val="0"/>
-          <w:numId w:val="1013"/>
+          <w:numId w:val="1015"/>
         </w:numPr>
       </w:pPr>
       <w:r>
@@ -938,7 +1128,7 @@
         <w:t xml:space="preserve"> </w:t>
       </w:r>
       <w:r>
-        <w:t xml:space="preserve">Protege la consistencia de los históricos académicos; eliminar una competencia en uso dejaría notas de actividades apuntando a referencias inexistentes en la base de datos.</w:t>
+        <w:t xml:space="preserve">Garantiza la coherencia curricular con los estándares del MEN y evita la doble evaluación de un mismo DBA en periodos distintos.</w:t>
       </w:r>
     </w:p>
     <w:p>
@@ -946,29 +1136,7 @@
         <w:pStyle w:val="Compact"/>
         <w:numPr>
           <w:ilvl w:val="0"/>
-          <w:numId w:val="1013"/>
-        </w:numPr>
-      </w:pPr>
-      <w:r>
-        <w:rPr>
-          <w:b/>
-          <w:bCs/>
-        </w:rPr>
-        <w:t xml:space="preserve">Módulos afectados:</w:t>
-      </w:r>
-      <w:r>
-        <w:t xml:space="preserve"> </w:t>
-      </w:r>
-      <w:r>
-        <w:t xml:space="preserve">Competencias y Sincronización, Calificaciones.</w:t>
-      </w:r>
-    </w:p>
-    <w:p>
-      <w:pPr>
-        <w:pStyle w:val="Compact"/>
-        <w:numPr>
-          <w:ilvl w:val="0"/>
-          <w:numId w:val="1013"/>
+          <w:numId w:val="1015"/>
         </w:numPr>
       </w:pPr>
       <w:r>
@@ -984,15 +1152,15 @@
         <w:pStyle w:val="Compact"/>
         <w:numPr>
           <w:ilvl w:val="1"/>
-          <w:numId w:val="1014"/>
-        </w:numPr>
-      </w:pPr>
-      <w:hyperlink r:id="rId9">
+          <w:numId w:val="1017"/>
+        </w:numPr>
+      </w:pPr>
+      <w:hyperlink r:id="rId10">
         <w:r>
           <w:rPr>
             <w:rStyle w:val="Hyperlink"/>
           </w:rPr>
-          <w:t xml:space="preserve">academicAdminController.ts</w:t>
+          <w:t xml:space="preserve">curriculumController.ts</w:t>
         </w:r>
       </w:hyperlink>
       <w:r>
@@ -1005,19 +1173,7 @@
         <w:rPr>
           <w:rStyle w:val="VerbatimChar"/>
         </w:rPr>
-        <w:t xml:space="preserve">checkCompetenciaUsage</w:t>
-      </w:r>
-      <w:r>
-        <w:t xml:space="preserve">,</w:t>
-      </w:r>
-      <w:r>
-        <w:t xml:space="preserve"> </w:t>
-      </w:r>
-      <w:r>
-        <w:rPr>
-          <w:rStyle w:val="VerbatimChar"/>
-        </w:rPr>
-        <w:t xml:space="preserve">deleteCompetencyByAdmin</w:t>
+        <w:t xml:space="preserve">upsertCompetencyByAdmin</w:t>
       </w:r>
       <w:r>
         <w:t xml:space="preserve">)</w:t>
@@ -1028,7 +1184,7 @@
         <w:pStyle w:val="Compact"/>
         <w:numPr>
           <w:ilvl w:val="0"/>
-          <w:numId w:val="1013"/>
+          <w:numId w:val="1015"/>
         </w:numPr>
       </w:pPr>
       <w:r>
@@ -1044,41 +1200,26 @@
         <w:pStyle w:val="Compact"/>
         <w:numPr>
           <w:ilvl w:val="1"/>
+          <w:numId w:val="1018"/>
+        </w:numPr>
+      </w:pPr>
+      <w:r>
+        <w:rPr>
+          <w:rStyle w:val="VerbatimChar"/>
+        </w:rPr>
+        <w:t xml:space="preserve">POST /api/academic-admin/settings/competencies</w:t>
+      </w:r>
+    </w:p>
+    <w:p>
+      <w:pPr>
+        <w:pStyle w:val="Compact"/>
+        <w:numPr>
+          <w:ilvl w:val="0"/>
           <w:numId w:val="1015"/>
         </w:numPr>
       </w:pPr>
       <w:r>
         <w:rPr>
-          <w:rStyle w:val="VerbatimChar"/>
-        </w:rPr>
-        <w:t xml:space="preserve">GET /api/academic-admin/settings/competencies/:id/usage-check</w:t>
-      </w:r>
-    </w:p>
-    <w:p>
-      <w:pPr>
-        <w:pStyle w:val="Compact"/>
-        <w:numPr>
-          <w:ilvl w:val="1"/>
-          <w:numId w:val="1015"/>
-        </w:numPr>
-      </w:pPr>
-      <w:r>
-        <w:rPr>
-          <w:rStyle w:val="VerbatimChar"/>
-        </w:rPr>
-        <w:t xml:space="preserve">DELETE /api/academic-admin/settings/competencies/:id</w:t>
-      </w:r>
-    </w:p>
-    <w:p>
-      <w:pPr>
-        <w:pStyle w:val="Compact"/>
-        <w:numPr>
-          <w:ilvl w:val="0"/>
-          <w:numId w:val="1013"/>
-        </w:numPr>
-      </w:pPr>
-      <w:r>
-        <w:rPr>
           <w:b/>
           <w:bCs/>
         </w:rPr>
@@ -1088,12 +1229,628 @@
         <w:t xml:space="preserve"> </w:t>
       </w:r>
       <w:r>
-        <w:t xml:space="preserve">HU-COM-004</w:t>
-      </w:r>
-    </w:p>
-    <w:bookmarkEnd w:id="16"/>
+        <w:t xml:space="preserve">HU-COMP-003</w:t>
+      </w:r>
+    </w:p>
+    <w:p>
+      <w:r>
+        <w:pict>
+          <v:rect style="width:0;height:1.5pt" o:hralign="center" o:hrstd="t" o:hr="t"/>
+        </w:pict>
+      </w:r>
+    </w:p>
     <w:bookmarkEnd w:id="17"/>
     <w:bookmarkEnd w:id="18"/>
+    <w:bookmarkStart w:id="22" w:name="protección-de-uso-y-bloqueos-por-cierre"/>
+    <w:p>
+      <w:pPr>
+        <w:pStyle w:val="Heading2"/>
+      </w:pPr>
+      <w:r>
+        <w:t xml:space="preserve">3. Protección de Uso y Bloqueos por Cierre</w:t>
+      </w:r>
+    </w:p>
+    <w:bookmarkStart w:id="20" w:name="Xa63a08e2adb90ed54f0d13a95ab80944e9b1f2d"/>
+    <w:p>
+      <w:pPr>
+        <w:pStyle w:val="Heading3"/>
+      </w:pPr>
+      <w:r>
+        <w:t xml:space="preserve">RN-COMP-006: Protección contra Eliminaciones Destructivas (</w:t>
+      </w:r>
+      <w:r>
+        <w:rPr>
+          <w:rStyle w:val="VerbatimChar"/>
+        </w:rPr>
+        <w:t xml:space="preserve">usage-check</w:t>
+      </w:r>
+      <w:r>
+        <w:t xml:space="preserve">)</w:t>
+      </w:r>
+    </w:p>
+    <w:p>
+      <w:pPr>
+        <w:pStyle w:val="Compact"/>
+        <w:numPr>
+          <w:ilvl w:val="0"/>
+          <w:numId w:val="1019"/>
+        </w:numPr>
+      </w:pPr>
+      <w:r>
+        <w:rPr>
+          <w:b/>
+          <w:bCs/>
+        </w:rPr>
+        <w:t xml:space="preserve">Descripción:</w:t>
+      </w:r>
+      <w:r>
+        <w:t xml:space="preserve"> </w:t>
+      </w:r>
+      <w:r>
+        <w:t xml:space="preserve">Una competencia no puede eliminarse (</w:t>
+      </w:r>
+      <w:r>
+        <w:rPr>
+          <w:rStyle w:val="VerbatimChar"/>
+        </w:rPr>
+        <w:t xml:space="preserve">deleteCompetencyByAdmin</w:t>
+      </w:r>
+      <w:r>
+        <w:t xml:space="preserve">) si cuenta con al menos una actividad evaluativa registrada en</w:t>
+      </w:r>
+      <w:r>
+        <w:t xml:space="preserve"> </w:t>
+      </w:r>
+      <w:r>
+        <w:rPr>
+          <w:rStyle w:val="VerbatimChar"/>
+        </w:rPr>
+        <w:t xml:space="preserve">actividad_materia</w:t>
+      </w:r>
+      <w:r>
+        <w:t xml:space="preserve"> </w:t>
+      </w:r>
+      <w:r>
+        <w:t xml:space="preserve">o calificaciones en</w:t>
+      </w:r>
+      <w:r>
+        <w:t xml:space="preserve"> </w:t>
+      </w:r>
+      <w:r>
+        <w:rPr>
+          <w:rStyle w:val="VerbatimChar"/>
+        </w:rPr>
+        <w:t xml:space="preserve">nota_criterio</w:t>
+      </w:r>
+      <w:r>
+        <w:t xml:space="preserve">. El endpoint</w:t>
+      </w:r>
+      <w:r>
+        <w:t xml:space="preserve"> </w:t>
+      </w:r>
+      <w:r>
+        <w:rPr>
+          <w:rStyle w:val="VerbatimChar"/>
+        </w:rPr>
+        <w:t xml:space="preserve">/usage-check</w:t>
+      </w:r>
+      <w:r>
+        <w:t xml:space="preserve"> </w:t>
+      </w:r>
+      <w:r>
+        <w:t xml:space="preserve">entrega el desglose de docentes y actividades vinculadas, y el intento de borrado responde con</w:t>
+      </w:r>
+      <w:r>
+        <w:t xml:space="preserve"> </w:t>
+      </w:r>
+      <w:r>
+        <w:rPr>
+          <w:rStyle w:val="VerbatimChar"/>
+        </w:rPr>
+        <w:t xml:space="preserve">409 Conflict</w:t>
+      </w:r>
+      <w:r>
+        <w:t xml:space="preserve">.</w:t>
+      </w:r>
+    </w:p>
+    <w:p>
+      <w:pPr>
+        <w:pStyle w:val="Compact"/>
+        <w:numPr>
+          <w:ilvl w:val="0"/>
+          <w:numId w:val="1019"/>
+        </w:numPr>
+      </w:pPr>
+      <w:r>
+        <w:rPr>
+          <w:b/>
+          <w:bCs/>
+        </w:rPr>
+        <w:t xml:space="preserve">Motivo:</w:t>
+      </w:r>
+      <w:r>
+        <w:t xml:space="preserve"> </w:t>
+      </w:r>
+      <w:r>
+        <w:t xml:space="preserve">Previene la pérdida de notas y la corrupción de los registros evaluativos de los estudiantes.</w:t>
+      </w:r>
+    </w:p>
+    <w:p>
+      <w:pPr>
+        <w:pStyle w:val="Compact"/>
+        <w:numPr>
+          <w:ilvl w:val="0"/>
+          <w:numId w:val="1019"/>
+        </w:numPr>
+      </w:pPr>
+      <w:r>
+        <w:rPr>
+          <w:b/>
+          <w:bCs/>
+        </w:rPr>
+        <w:t xml:space="preserve">Archivos donde se implementa:</w:t>
+      </w:r>
+    </w:p>
+    <w:p>
+      <w:pPr>
+        <w:pStyle w:val="Compact"/>
+        <w:numPr>
+          <w:ilvl w:val="1"/>
+          <w:numId w:val="1020"/>
+        </w:numPr>
+      </w:pPr>
+      <w:hyperlink r:id="rId10">
+        <w:r>
+          <w:rPr>
+            <w:rStyle w:val="Hyperlink"/>
+          </w:rPr>
+          <w:t xml:space="preserve">curriculumController.ts</w:t>
+        </w:r>
+      </w:hyperlink>
+      <w:r>
+        <w:t xml:space="preserve"> </w:t>
+      </w:r>
+      <w:r>
+        <w:t xml:space="preserve">(</w:t>
+      </w:r>
+      <w:r>
+        <w:rPr>
+          <w:rStyle w:val="VerbatimChar"/>
+        </w:rPr>
+        <w:t xml:space="preserve">checkCompetenciaUsage</w:t>
+      </w:r>
+      <w:r>
+        <w:t xml:space="preserve">,</w:t>
+      </w:r>
+      <w:r>
+        <w:t xml:space="preserve"> </w:t>
+      </w:r>
+      <w:r>
+        <w:rPr>
+          <w:rStyle w:val="VerbatimChar"/>
+        </w:rPr>
+        <w:t xml:space="preserve">deleteCompetencyByAdmin</w:t>
+      </w:r>
+      <w:r>
+        <w:t xml:space="preserve">)</w:t>
+      </w:r>
+    </w:p>
+    <w:p>
+      <w:pPr>
+        <w:pStyle w:val="Compact"/>
+        <w:numPr>
+          <w:ilvl w:val="1"/>
+          <w:numId w:val="1020"/>
+        </w:numPr>
+      </w:pPr>
+      <w:hyperlink r:id="rId19">
+        <w:r>
+          <w:rPr>
+            <w:rStyle w:val="Hyperlink"/>
+          </w:rPr>
+          <w:t xml:space="preserve">AcademicCompetenciesView.vue</w:t>
+        </w:r>
+      </w:hyperlink>
+    </w:p>
+    <w:p>
+      <w:pPr>
+        <w:pStyle w:val="Compact"/>
+        <w:numPr>
+          <w:ilvl w:val="0"/>
+          <w:numId w:val="1019"/>
+        </w:numPr>
+      </w:pPr>
+      <w:r>
+        <w:rPr>
+          <w:b/>
+          <w:bCs/>
+        </w:rPr>
+        <w:t xml:space="preserve">Endpoints relacionados:</w:t>
+      </w:r>
+    </w:p>
+    <w:p>
+      <w:pPr>
+        <w:pStyle w:val="Compact"/>
+        <w:numPr>
+          <w:ilvl w:val="1"/>
+          <w:numId w:val="1021"/>
+        </w:numPr>
+      </w:pPr>
+      <w:r>
+        <w:rPr>
+          <w:rStyle w:val="VerbatimChar"/>
+        </w:rPr>
+        <w:t xml:space="preserve">GET /api/academic-admin/settings/competencies/:id/usage-check</w:t>
+      </w:r>
+    </w:p>
+    <w:p>
+      <w:pPr>
+        <w:pStyle w:val="Compact"/>
+        <w:numPr>
+          <w:ilvl w:val="1"/>
+          <w:numId w:val="1021"/>
+        </w:numPr>
+      </w:pPr>
+      <w:r>
+        <w:rPr>
+          <w:rStyle w:val="VerbatimChar"/>
+        </w:rPr>
+        <w:t xml:space="preserve">DELETE /api/academic-admin/settings/competencies/:id</w:t>
+      </w:r>
+    </w:p>
+    <w:p>
+      <w:pPr>
+        <w:pStyle w:val="Compact"/>
+        <w:numPr>
+          <w:ilvl w:val="0"/>
+          <w:numId w:val="1019"/>
+        </w:numPr>
+      </w:pPr>
+      <w:r>
+        <w:rPr>
+          <w:b/>
+          <w:bCs/>
+        </w:rPr>
+        <w:t xml:space="preserve">Historias de usuario relacionadas:</w:t>
+      </w:r>
+      <w:r>
+        <w:t xml:space="preserve"> </w:t>
+      </w:r>
+      <w:r>
+        <w:t xml:space="preserve">HU-COMP-004</w:t>
+      </w:r>
+    </w:p>
+    <w:p>
+      <w:r>
+        <w:pict>
+          <v:rect style="width:0;height:1.5pt" o:hralign="center" o:hrstd="t" o:hr="t"/>
+        </w:pict>
+      </w:r>
+    </w:p>
+    <w:bookmarkEnd w:id="20"/>
+    <w:bookmarkStart w:id="21" w:name="X409c78c7f379fceb50a39139a7c2a7dd155d54f"/>
+    <w:p>
+      <w:pPr>
+        <w:pStyle w:val="Heading3"/>
+      </w:pPr>
+      <w:r>
+        <w:t xml:space="preserve">RN-COMP-007: Doble Bloqueo por Cierre Institucional y de Materia</w:t>
+      </w:r>
+    </w:p>
+    <w:p>
+      <w:pPr>
+        <w:pStyle w:val="Compact"/>
+        <w:numPr>
+          <w:ilvl w:val="0"/>
+          <w:numId w:val="1022"/>
+        </w:numPr>
+      </w:pPr>
+      <w:r>
+        <w:rPr>
+          <w:b/>
+          <w:bCs/>
+        </w:rPr>
+        <w:t xml:space="preserve">Descripción:</w:t>
+      </w:r>
+    </w:p>
+    <w:p>
+      <w:pPr>
+        <w:pStyle w:val="Compact"/>
+        <w:numPr>
+          <w:ilvl w:val="1"/>
+          <w:numId w:val="1023"/>
+        </w:numPr>
+      </w:pPr>
+      <w:r>
+        <w:rPr>
+          <w:b/>
+          <w:bCs/>
+        </w:rPr>
+        <w:t xml:space="preserve">Bloqueo Institucional:</w:t>
+      </w:r>
+      <w:r>
+        <w:t xml:space="preserve"> </w:t>
+      </w:r>
+      <w:r>
+        <w:t xml:space="preserve">Se prohíbe crear, editar o eliminar competencias si</w:t>
+      </w:r>
+      <w:r>
+        <w:t xml:space="preserve"> </w:t>
+      </w:r>
+      <w:r>
+        <w:rPr>
+          <w:rStyle w:val="VerbatimChar"/>
+        </w:rPr>
+        <w:t xml:space="preserve">periodo_academico.estado === 'CERRADO'</w:t>
+      </w:r>
+      <w:r>
+        <w:t xml:space="preserve"> </w:t>
+      </w:r>
+      <w:r>
+        <w:t xml:space="preserve">(</w:t>
+      </w:r>
+      <w:r>
+        <w:rPr>
+          <w:rStyle w:val="VerbatimChar"/>
+        </w:rPr>
+        <w:t xml:space="preserve">409 Conflict</w:t>
+      </w:r>
+      <w:r>
+        <w:t xml:space="preserve">).</w:t>
+      </w:r>
+    </w:p>
+    <w:p>
+      <w:pPr>
+        <w:pStyle w:val="Compact"/>
+        <w:numPr>
+          <w:ilvl w:val="1"/>
+          <w:numId w:val="1023"/>
+        </w:numPr>
+      </w:pPr>
+      <w:r>
+        <w:rPr>
+          <w:b/>
+          <w:bCs/>
+        </w:rPr>
+        <w:t xml:space="preserve">Bloqueo Docente:</w:t>
+      </w:r>
+      <w:r>
+        <w:t xml:space="preserve"> </w:t>
+      </w:r>
+      <w:r>
+        <w:t xml:space="preserve">Un docente no puede modificar la competencia (</w:t>
+      </w:r>
+      <w:r>
+        <w:rPr>
+          <w:rStyle w:val="VerbatimChar"/>
+        </w:rPr>
+        <w:t xml:space="preserve">updateCompetency</w:t>
+      </w:r>
+      <w:r>
+        <w:t xml:space="preserve">) si ya efectuó el cierre de su materia en ese periodo mediante</w:t>
+      </w:r>
+      <w:r>
+        <w:t xml:space="preserve"> </w:t>
+      </w:r>
+      <w:r>
+        <w:rPr>
+          <w:rStyle w:val="VerbatimChar"/>
+        </w:rPr>
+        <w:t xml:space="preserve">cierre_materia</w:t>
+      </w:r>
+      <w:r>
+        <w:t xml:space="preserve"> </w:t>
+      </w:r>
+      <w:r>
+        <w:t xml:space="preserve">(</w:t>
+      </w:r>
+      <w:r>
+        <w:rPr>
+          <w:rStyle w:val="VerbatimChar"/>
+        </w:rPr>
+        <w:t xml:space="preserve">ensureSubjectOpen</w:t>
+      </w:r>
+      <w:r>
+        <w:t xml:space="preserve">).</w:t>
+      </w:r>
+    </w:p>
+    <w:p>
+      <w:pPr>
+        <w:pStyle w:val="Compact"/>
+        <w:numPr>
+          <w:ilvl w:val="0"/>
+          <w:numId w:val="1022"/>
+        </w:numPr>
+      </w:pPr>
+      <w:r>
+        <w:rPr>
+          <w:b/>
+          <w:bCs/>
+        </w:rPr>
+        <w:t xml:space="preserve">Motivo:</w:t>
+      </w:r>
+      <w:r>
+        <w:t xml:space="preserve"> </w:t>
+      </w:r>
+      <w:r>
+        <w:t xml:space="preserve">Garantiza la inmutabilidad de las calificaciones y planes de estudio en periodos y materias formalmente clausuradas.</w:t>
+      </w:r>
+    </w:p>
+    <w:p>
+      <w:pPr>
+        <w:pStyle w:val="Compact"/>
+        <w:numPr>
+          <w:ilvl w:val="0"/>
+          <w:numId w:val="1022"/>
+        </w:numPr>
+      </w:pPr>
+      <w:r>
+        <w:rPr>
+          <w:b/>
+          <w:bCs/>
+        </w:rPr>
+        <w:t xml:space="preserve">Archivos donde se implementa:</w:t>
+      </w:r>
+    </w:p>
+    <w:p>
+      <w:pPr>
+        <w:pStyle w:val="Compact"/>
+        <w:numPr>
+          <w:ilvl w:val="1"/>
+          <w:numId w:val="1024"/>
+        </w:numPr>
+      </w:pPr>
+      <w:hyperlink r:id="rId10">
+        <w:r>
+          <w:rPr>
+            <w:rStyle w:val="Hyperlink"/>
+          </w:rPr>
+          <w:t xml:space="preserve">curriculumController.ts</w:t>
+        </w:r>
+      </w:hyperlink>
+      <w:r>
+        <w:t xml:space="preserve"> </w:t>
+      </w:r>
+      <w:r>
+        <w:t xml:space="preserve">(</w:t>
+      </w:r>
+      <w:r>
+        <w:rPr>
+          <w:rStyle w:val="VerbatimChar"/>
+        </w:rPr>
+        <w:t xml:space="preserve">upsertCompetencyByAdmin</w:t>
+      </w:r>
+      <w:r>
+        <w:t xml:space="preserve">,</w:t>
+      </w:r>
+      <w:r>
+        <w:t xml:space="preserve"> </w:t>
+      </w:r>
+      <w:r>
+        <w:rPr>
+          <w:rStyle w:val="VerbatimChar"/>
+        </w:rPr>
+        <w:t xml:space="preserve">deleteCompetencyByAdmin</w:t>
+      </w:r>
+      <w:r>
+        <w:t xml:space="preserve">,</w:t>
+      </w:r>
+      <w:r>
+        <w:t xml:space="preserve"> </w:t>
+      </w:r>
+      <w:r>
+        <w:rPr>
+          <w:rStyle w:val="VerbatimChar"/>
+        </w:rPr>
+        <w:t xml:space="preserve">createEvidencia</w:t>
+      </w:r>
+      <w:r>
+        <w:t xml:space="preserve">)</w:t>
+      </w:r>
+    </w:p>
+    <w:p>
+      <w:pPr>
+        <w:pStyle w:val="Compact"/>
+        <w:numPr>
+          <w:ilvl w:val="1"/>
+          <w:numId w:val="1024"/>
+        </w:numPr>
+      </w:pPr>
+      <w:hyperlink r:id="rId13">
+        <w:r>
+          <w:rPr>
+            <w:rStyle w:val="Hyperlink"/>
+          </w:rPr>
+          <w:t xml:space="preserve">gradingController.ts</w:t>
+        </w:r>
+      </w:hyperlink>
+      <w:r>
+        <w:t xml:space="preserve"> </w:t>
+      </w:r>
+      <w:r>
+        <w:t xml:space="preserve">(</w:t>
+      </w:r>
+      <w:r>
+        <w:rPr>
+          <w:rStyle w:val="VerbatimChar"/>
+        </w:rPr>
+        <w:t xml:space="preserve">updateCompetency</w:t>
+      </w:r>
+      <w:r>
+        <w:t xml:space="preserve">)</w:t>
+      </w:r>
+    </w:p>
+    <w:p>
+      <w:pPr>
+        <w:pStyle w:val="Compact"/>
+        <w:numPr>
+          <w:ilvl w:val="0"/>
+          <w:numId w:val="1022"/>
+        </w:numPr>
+      </w:pPr>
+      <w:r>
+        <w:rPr>
+          <w:b/>
+          <w:bCs/>
+        </w:rPr>
+        <w:t xml:space="preserve">Endpoints relacionados:</w:t>
+      </w:r>
+    </w:p>
+    <w:p>
+      <w:pPr>
+        <w:pStyle w:val="Compact"/>
+        <w:numPr>
+          <w:ilvl w:val="1"/>
+          <w:numId w:val="1025"/>
+        </w:numPr>
+      </w:pPr>
+      <w:r>
+        <w:rPr>
+          <w:rStyle w:val="VerbatimChar"/>
+        </w:rPr>
+        <w:t xml:space="preserve">POST /api/academic-admin/settings/competencies</w:t>
+      </w:r>
+    </w:p>
+    <w:p>
+      <w:pPr>
+        <w:pStyle w:val="Compact"/>
+        <w:numPr>
+          <w:ilvl w:val="1"/>
+          <w:numId w:val="1025"/>
+        </w:numPr>
+      </w:pPr>
+      <w:r>
+        <w:rPr>
+          <w:rStyle w:val="VerbatimChar"/>
+        </w:rPr>
+        <w:t xml:space="preserve">PUT /api/teacher/competencies/:id</w:t>
+      </w:r>
+    </w:p>
+    <w:p>
+      <w:pPr>
+        <w:pStyle w:val="Compact"/>
+        <w:numPr>
+          <w:ilvl w:val="0"/>
+          <w:numId w:val="1022"/>
+        </w:numPr>
+      </w:pPr>
+      <w:r>
+        <w:rPr>
+          <w:b/>
+          <w:bCs/>
+        </w:rPr>
+        <w:t xml:space="preserve">Historias de usuario relacionadas:</w:t>
+      </w:r>
+      <w:r>
+        <w:t xml:space="preserve"> </w:t>
+      </w:r>
+      <w:r>
+        <w:t xml:space="preserve">HU-COMP-005</w:t>
+      </w:r>
+    </w:p>
+    <w:bookmarkEnd w:id="21"/>
+    <w:bookmarkEnd w:id="22"/>
+    <w:bookmarkEnd w:id="23"/>
     <w:sectPr>
       <w:footnotePr>
         <w:numRestart w:val="eachSect"/>
@@ -1305,6 +2062,91 @@
       <w:rPr>
         <w:rFonts w:ascii="Wingdings" w:hAnsi="Wingdings" w:cs="Wingdings" w:hint="default"/>
       </w:rPr>
+    </w:lvl>
+  </w:abstractNum>
+  <w:abstractNum w:abstractNumId="99411">
+    <w:nsid w:val="00A99411"/>
+    <w:multiLevelType w:val="multilevel"/>
+    <w:lvl w:ilvl="0">
+      <w:start w:val="1"/>
+      <w:numFmt w:val="decimal"/>
+      <w:lvlText w:val="%1."/>
+      <w:lvlJc w:val="left"/>
+      <w:pPr>
+        <w:ind w:left="720" w:hanging="360"/>
+      </w:pPr>
+    </w:lvl>
+    <w:lvl w:ilvl="1">
+      <w:start w:val="1"/>
+      <w:numFmt w:val="decimal"/>
+      <w:lvlText w:val="%2."/>
+      <w:lvlJc w:val="left"/>
+      <w:pPr>
+        <w:ind w:left="1440" w:hanging="360"/>
+      </w:pPr>
+    </w:lvl>
+    <w:lvl w:ilvl="2">
+      <w:start w:val="1"/>
+      <w:numFmt w:val="decimal"/>
+      <w:lvlText w:val="%3."/>
+      <w:lvlJc w:val="left"/>
+      <w:pPr>
+        <w:ind w:left="2160" w:hanging="360"/>
+      </w:pPr>
+    </w:lvl>
+    <w:lvl w:ilvl="3">
+      <w:start w:val="1"/>
+      <w:numFmt w:val="decimal"/>
+      <w:lvlText w:val="%4."/>
+      <w:lvlJc w:val="left"/>
+      <w:pPr>
+        <w:ind w:left="2880" w:hanging="360"/>
+      </w:pPr>
+    </w:lvl>
+    <w:lvl w:ilvl="4">
+      <w:start w:val="1"/>
+      <w:numFmt w:val="decimal"/>
+      <w:lvlText w:val="%5."/>
+      <w:lvlJc w:val="left"/>
+      <w:pPr>
+        <w:ind w:left="3600" w:hanging="360"/>
+      </w:pPr>
+    </w:lvl>
+    <w:lvl w:ilvl="5">
+      <w:start w:val="1"/>
+      <w:numFmt w:val="decimal"/>
+      <w:lvlText w:val="%6."/>
+      <w:lvlJc w:val="left"/>
+      <w:pPr>
+        <w:ind w:left="4320" w:hanging="360"/>
+      </w:pPr>
+    </w:lvl>
+    <w:lvl w:ilvl="6">
+      <w:start w:val="1"/>
+      <w:numFmt w:val="decimal"/>
+      <w:lvlText w:val="%7."/>
+      <w:lvlJc w:val="left"/>
+      <w:pPr>
+        <w:ind w:left="5040" w:hanging="360"/>
+      </w:pPr>
+    </w:lvl>
+    <w:lvl w:ilvl="7">
+      <w:start w:val="1"/>
+      <w:numFmt w:val="decimal"/>
+      <w:lvlText w:val="%8."/>
+      <w:lvlJc w:val="left"/>
+      <w:pPr>
+        <w:ind w:left="5760" w:hanging="360"/>
+      </w:pPr>
+    </w:lvl>
+    <w:lvl w:ilvl="8">
+      <w:start w:val="1"/>
+      <w:numFmt w:val="decimal"/>
+      <w:lvlText w:val="%9."/>
+      <w:lvlJc w:val="left"/>
+      <w:pPr>
+        <w:ind w:left="6480" w:hanging="360"/>
+      </w:pPr>
     </w:lvl>
   </w:abstractNum>
   <w:num w:numId="1000">
@@ -1323,7 +2165,34 @@
     <w:abstractNumId w:val="991"/>
   </w:num>
   <w:num w:numId="1005">
-    <w:abstractNumId w:val="991"/>
+    <w:abstractNumId w:val="99411"/>
+    <w:lvlOverride w:ilvl="0">
+      <w:startOverride w:val="1"/>
+    </w:lvlOverride>
+    <w:lvlOverride w:ilvl="1">
+      <w:startOverride w:val="1"/>
+    </w:lvlOverride>
+    <w:lvlOverride w:ilvl="2">
+      <w:startOverride w:val="1"/>
+    </w:lvlOverride>
+    <w:lvlOverride w:ilvl="3">
+      <w:startOverride w:val="1"/>
+    </w:lvlOverride>
+    <w:lvlOverride w:ilvl="4">
+      <w:startOverride w:val="1"/>
+    </w:lvlOverride>
+    <w:lvlOverride w:ilvl="5">
+      <w:startOverride w:val="1"/>
+    </w:lvlOverride>
+    <w:lvlOverride w:ilvl="6">
+      <w:startOverride w:val="1"/>
+    </w:lvlOverride>
+    <w:lvlOverride w:ilvl="7">
+      <w:startOverride w:val="1"/>
+    </w:lvlOverride>
+    <w:lvlOverride w:ilvl="8">
+      <w:startOverride w:val="1"/>
+    </w:lvlOverride>
   </w:num>
   <w:num w:numId="1006">
     <w:abstractNumId w:val="991"/>
@@ -1344,7 +2213,34 @@
     <w:abstractNumId w:val="991"/>
   </w:num>
   <w:num w:numId="1012">
-    <w:abstractNumId w:val="991"/>
+    <w:abstractNumId w:val="99411"/>
+    <w:lvlOverride w:ilvl="0">
+      <w:startOverride w:val="1"/>
+    </w:lvlOverride>
+    <w:lvlOverride w:ilvl="1">
+      <w:startOverride w:val="1"/>
+    </w:lvlOverride>
+    <w:lvlOverride w:ilvl="2">
+      <w:startOverride w:val="1"/>
+    </w:lvlOverride>
+    <w:lvlOverride w:ilvl="3">
+      <w:startOverride w:val="1"/>
+    </w:lvlOverride>
+    <w:lvlOverride w:ilvl="4">
+      <w:startOverride w:val="1"/>
+    </w:lvlOverride>
+    <w:lvlOverride w:ilvl="5">
+      <w:startOverride w:val="1"/>
+    </w:lvlOverride>
+    <w:lvlOverride w:ilvl="6">
+      <w:startOverride w:val="1"/>
+    </w:lvlOverride>
+    <w:lvlOverride w:ilvl="7">
+      <w:startOverride w:val="1"/>
+    </w:lvlOverride>
+    <w:lvlOverride w:ilvl="8">
+      <w:startOverride w:val="1"/>
+    </w:lvlOverride>
   </w:num>
   <w:num w:numId="1013">
     <w:abstractNumId w:val="991"/>
@@ -1353,6 +2249,90 @@
     <w:abstractNumId w:val="991"/>
   </w:num>
   <w:num w:numId="1015">
+    <w:abstractNumId w:val="991"/>
+  </w:num>
+  <w:num w:numId="1016">
+    <w:abstractNumId w:val="99411"/>
+    <w:lvlOverride w:ilvl="0">
+      <w:startOverride w:val="1"/>
+    </w:lvlOverride>
+    <w:lvlOverride w:ilvl="1">
+      <w:startOverride w:val="1"/>
+    </w:lvlOverride>
+    <w:lvlOverride w:ilvl="2">
+      <w:startOverride w:val="1"/>
+    </w:lvlOverride>
+    <w:lvlOverride w:ilvl="3">
+      <w:startOverride w:val="1"/>
+    </w:lvlOverride>
+    <w:lvlOverride w:ilvl="4">
+      <w:startOverride w:val="1"/>
+    </w:lvlOverride>
+    <w:lvlOverride w:ilvl="5">
+      <w:startOverride w:val="1"/>
+    </w:lvlOverride>
+    <w:lvlOverride w:ilvl="6">
+      <w:startOverride w:val="1"/>
+    </w:lvlOverride>
+    <w:lvlOverride w:ilvl="7">
+      <w:startOverride w:val="1"/>
+    </w:lvlOverride>
+    <w:lvlOverride w:ilvl="8">
+      <w:startOverride w:val="1"/>
+    </w:lvlOverride>
+  </w:num>
+  <w:num w:numId="1017">
+    <w:abstractNumId w:val="991"/>
+  </w:num>
+  <w:num w:numId="1018">
+    <w:abstractNumId w:val="991"/>
+  </w:num>
+  <w:num w:numId="1019">
+    <w:abstractNumId w:val="991"/>
+  </w:num>
+  <w:num w:numId="1020">
+    <w:abstractNumId w:val="991"/>
+  </w:num>
+  <w:num w:numId="1021">
+    <w:abstractNumId w:val="991"/>
+  </w:num>
+  <w:num w:numId="1022">
+    <w:abstractNumId w:val="991"/>
+  </w:num>
+  <w:num w:numId="1023">
+    <w:abstractNumId w:val="99411"/>
+    <w:lvlOverride w:ilvl="0">
+      <w:startOverride w:val="1"/>
+    </w:lvlOverride>
+    <w:lvlOverride w:ilvl="1">
+      <w:startOverride w:val="1"/>
+    </w:lvlOverride>
+    <w:lvlOverride w:ilvl="2">
+      <w:startOverride w:val="1"/>
+    </w:lvlOverride>
+    <w:lvlOverride w:ilvl="3">
+      <w:startOverride w:val="1"/>
+    </w:lvlOverride>
+    <w:lvlOverride w:ilvl="4">
+      <w:startOverride w:val="1"/>
+    </w:lvlOverride>
+    <w:lvlOverride w:ilvl="5">
+      <w:startOverride w:val="1"/>
+    </w:lvlOverride>
+    <w:lvlOverride w:ilvl="6">
+      <w:startOverride w:val="1"/>
+    </w:lvlOverride>
+    <w:lvlOverride w:ilvl="7">
+      <w:startOverride w:val="1"/>
+    </w:lvlOverride>
+    <w:lvlOverride w:ilvl="8">
+      <w:startOverride w:val="1"/>
+    </w:lvlOverride>
+  </w:num>
+  <w:num w:numId="1024">
+    <w:abstractNumId w:val="991"/>
+  </w:num>
+  <w:num w:numId="1025">
     <w:abstractNumId w:val="991"/>
   </w:num>
 </w:numbering>
